--- a/Cours/5eme/SaintExupery/Chapitre_11/Documents/Chapitre 11 - Triangles - Longueurs et droites remarquables (A trou).docx
+++ b/Cours/5eme/SaintExupery/Chapitre_11/Documents/Chapitre 11 - Triangles - Longueurs et droites remarquables (A trou).docx
@@ -903,6 +903,7 @@
       <w:tblPr>
         <w:tblStyle w:val="Grilledutableau"/>
         <w:tblW w:w="0" w:type="auto"/>
+        <w:tblInd w:w="-108" w:type="dxa"/>
         <w:tblBorders>
           <w:top w:val="none" w:sz="0" w:space="0" w:color="auto"/>
           <w:left w:val="none" w:sz="0" w:space="0" w:color="auto"/>
@@ -914,10 +915,19 @@
         <w:tblLook w:val="04A0" w:firstRow="1" w:lastRow="0" w:firstColumn="1" w:lastColumn="0" w:noHBand="0" w:noVBand="1"/>
       </w:tblPr>
       <w:tblGrid>
+        <w:gridCol w:w="108"/>
         <w:gridCol w:w="4815"/>
-        <w:gridCol w:w="5098"/>
+        <w:gridCol w:w="855"/>
+        <w:gridCol w:w="4243"/>
+        <w:gridCol w:w="10"/>
       </w:tblGrid>
       <w:tr>
+        <w:trPr>
+          <w:gridBefore w:val="1"/>
+          <w:gridAfter w:val="1"/>
+          <w:wBefore w:w="108" w:type="dxa"/>
+          <w:wAfter w:w="10" w:type="dxa"/>
+        </w:trPr>
         <w:tc>
           <w:tcPr>
             <w:tcW w:w="4815" w:type="dxa"/>
@@ -937,6 +947,7 @@
         <w:tc>
           <w:tcPr>
             <w:tcW w:w="5098" w:type="dxa"/>
+            <w:gridSpan w:val="2"/>
             <w:vAlign w:val="center"/>
           </w:tcPr>
           <w:p>
@@ -944,6 +955,9 @@
               <w:jc w:val="center"/>
             </w:pPr>
             <w:r>
+              <w:rPr>
+                <w:noProof/>
+              </w:rPr>
               <w:drawing>
                 <wp:inline distT="0" distB="0" distL="0" distR="0" wp14:anchorId="7BB5F5FC" wp14:editId="0EAAB013">
                   <wp:extent cx="1707907" cy="1440000"/>
@@ -989,47 +1003,98 @@
           </w:p>
         </w:tc>
       </w:tr>
-    </w:tbl>
-    <w:p>
-      <w:pPr>
-        <w:pStyle w:val="Sous-titre"/>
-        <w:rPr>
-          <w:rFonts w:eastAsia="Times New Roman"/>
-          <w:lang w:eastAsia="fr-FR"/>
-        </w:rPr>
-      </w:pPr>
-      <w:r>
-        <w:rPr>
-          <w:rFonts w:eastAsia="Times New Roman"/>
-          <w:lang w:eastAsia="fr-FR"/>
-        </w:rPr>
-        <w:t>Exemples :</w:t>
-      </w:r>
-    </w:p>
-    <w:tbl>
-      <w:tblPr>
-        <w:tblStyle w:val="Grilledutableau"/>
-        <w:tblW w:w="0" w:type="auto"/>
-        <w:tblBorders>
-          <w:top w:val="none" w:sz="0" w:space="0" w:color="auto"/>
-          <w:left w:val="none" w:sz="0" w:space="0" w:color="auto"/>
-          <w:bottom w:val="none" w:sz="0" w:space="0" w:color="auto"/>
-          <w:right w:val="none" w:sz="0" w:space="0" w:color="auto"/>
-          <w:insideH w:val="none" w:sz="0" w:space="0" w:color="auto"/>
-          <w:insideV w:val="none" w:sz="0" w:space="0" w:color="auto"/>
-        </w:tblBorders>
-        <w:tblLook w:val="04A0" w:firstRow="1" w:lastRow="0" w:firstColumn="1" w:lastColumn="0" w:noHBand="0" w:noVBand="1"/>
-      </w:tblPr>
-      <w:tblGrid>
-        <w:gridCol w:w="3539"/>
-        <w:gridCol w:w="6374"/>
-      </w:tblGrid>
       <w:tr>
+        <w:trPr>
+          <w:trHeight w:val="265"/>
+        </w:trPr>
         <w:tc>
           <w:tcPr>
-            <w:tcW w:w="3539" w:type="dxa"/>
-            <w:vAlign w:val="center"/>
+            <w:tcW w:w="5778" w:type="dxa"/>
+            <w:gridSpan w:val="3"/>
           </w:tcPr>
+          <w:p>
+            <w:pPr>
+              <w:pStyle w:val="Sous-titre"/>
+              <w:rPr>
+                <w:rFonts w:eastAsia="Times New Roman"/>
+              </w:rPr>
+            </w:pPr>
+            <m:oMath>
+              <m:r>
+                <m:rPr>
+                  <m:sty m:val="b"/>
+                </m:rPr>
+                <w:rPr>
+                  <w:rFonts w:ascii="Cambria Math" w:hAnsi="Cambria Math"/>
+                  <w:noProof/>
+                </w:rPr>
+                <w:drawing>
+                  <wp:anchor distT="0" distB="0" distL="114300" distR="114300" simplePos="0" relativeHeight="251659264" behindDoc="0" locked="0" layoutInCell="1" allowOverlap="1" wp14:anchorId="25572EAD" wp14:editId="4A31BCBC">
+                    <wp:simplePos x="0" y="0"/>
+                    <wp:positionH relativeFrom="column">
+                      <wp:posOffset>2085975</wp:posOffset>
+                    </wp:positionH>
+                    <wp:positionV relativeFrom="paragraph">
+                      <wp:posOffset>182880</wp:posOffset>
+                    </wp:positionV>
+                    <wp:extent cx="1318260" cy="1079500"/>
+                    <wp:effectExtent l="0" t="0" r="0" b="6350"/>
+                    <wp:wrapSquare wrapText="bothSides"/>
+                    <wp:docPr id="5" name="Graphique 5"/>
+                    <wp:cNvGraphicFramePr>
+                      <a:graphicFrameLocks xmlns:a="http://schemas.openxmlformats.org/drawingml/2006/main" noChangeAspect="1"/>
+                    </wp:cNvGraphicFramePr>
+                    <a:graphic xmlns:a="http://schemas.openxmlformats.org/drawingml/2006/main">
+                      <a:graphicData uri="http://schemas.openxmlformats.org/drawingml/2006/picture">
+                        <pic:pic xmlns:pic="http://schemas.openxmlformats.org/drawingml/2006/picture">
+                          <pic:nvPicPr>
+                            <pic:cNvPr id="1" name=""/>
+                            <pic:cNvPicPr/>
+                          </pic:nvPicPr>
+                          <pic:blipFill>
+                            <a:blip r:embed="rId10">
+                              <a:extLst>
+                                <a:ext uri="{28A0092B-C50C-407E-A947-70E740481C1C}">
+                                  <a14:useLocalDpi xmlns:a14="http://schemas.microsoft.com/office/drawing/2010/main" val="0"/>
+                                </a:ext>
+                                <a:ext uri="{96DAC541-7B7A-43D3-8B79-37D633B846F1}">
+                                  <asvg:svgBlip xmlns:asvg="http://schemas.microsoft.com/office/drawing/2016/SVG/main" r:embed="rId11"/>
+                                </a:ext>
+                              </a:extLst>
+                            </a:blip>
+                            <a:stretch>
+                              <a:fillRect/>
+                            </a:stretch>
+                          </pic:blipFill>
+                          <pic:spPr>
+                            <a:xfrm>
+                              <a:off x="0" y="0"/>
+                              <a:ext cx="1318260" cy="1079500"/>
+                            </a:xfrm>
+                            <a:prstGeom prst="rect">
+                              <a:avLst/>
+                            </a:prstGeom>
+                          </pic:spPr>
+                        </pic:pic>
+                      </a:graphicData>
+                    </a:graphic>
+                    <wp14:sizeRelH relativeFrom="page">
+                      <wp14:pctWidth>0</wp14:pctWidth>
+                    </wp14:sizeRelH>
+                    <wp14:sizeRelV relativeFrom="page">
+                      <wp14:pctHeight>0</wp14:pctHeight>
+                    </wp14:sizeRelV>
+                  </wp:anchor>
+                </w:drawing>
+              </m:r>
+            </m:oMath>
+            <w:r>
+              <w:rPr>
+                <w:rFonts w:eastAsia="Times New Roman"/>
+              </w:rPr>
+              <w:t>Exemples :</w:t>
+            </w:r>
+          </w:p>
           <w:p>
             <w:r>
               <w:t>Dans le triangle ci-contre :</w:t>
@@ -1042,6 +1107,7 @@
                 <w:ilvl w:val="0"/>
                 <w:numId w:val="47"/>
               </w:numPr>
+              <w:spacing w:after="200" w:line="276" w:lineRule="auto"/>
               <w:rPr>
                 <w:rFonts w:eastAsiaTheme="minorEastAsia"/>
               </w:rPr>
@@ -1089,6 +1155,7 @@
                 <w:ilvl w:val="0"/>
                 <w:numId w:val="47"/>
               </w:numPr>
+              <w:spacing w:after="200" w:line="276" w:lineRule="auto"/>
               <w:rPr>
                 <w:rFonts w:eastAsiaTheme="minorEastAsia"/>
               </w:rPr>
@@ -1137,7 +1204,8 @@
                 <w:numId w:val="47"/>
               </w:numPr>
               <w:rPr>
-                <w:rFonts w:eastAsiaTheme="minorEastAsia"/>
+                <w:rFonts w:eastAsia="Times New Roman"/>
+                <w:lang w:eastAsia="fr-FR"/>
               </w:rPr>
             </w:pPr>
             <m:oMath>
@@ -1176,55 +1244,44 @@
               </m:r>
             </m:oMath>
           </w:p>
+          <w:p/>
         </w:tc>
         <w:tc>
           <w:tcPr>
-            <w:tcW w:w="6374" w:type="dxa"/>
+            <w:tcW w:w="4253" w:type="dxa"/>
+            <w:gridSpan w:val="2"/>
             <w:vAlign w:val="center"/>
           </w:tcPr>
           <w:p>
+            <w:pPr>
+              <w:rPr>
+                <w:rStyle w:val="Accentuationlgre"/>
+                <w:sz w:val="28"/>
+                <w:szCs w:val="28"/>
+              </w:rPr>
+            </w:pPr>
             <w:r>
-              <w:drawing>
-                <wp:inline distT="0" distB="0" distL="0" distR="0" wp14:anchorId="45316F31" wp14:editId="14837DAD">
-                  <wp:extent cx="1318605" cy="1080000"/>
-                  <wp:effectExtent l="0" t="0" r="0" b="6350"/>
-                  <wp:docPr id="5" name="Graphique 5"/>
-                  <wp:cNvGraphicFramePr>
-                    <a:graphicFrameLocks xmlns:a="http://schemas.openxmlformats.org/drawingml/2006/main" noChangeAspect="1"/>
-                  </wp:cNvGraphicFramePr>
-                  <a:graphic xmlns:a="http://schemas.openxmlformats.org/drawingml/2006/main">
-                    <a:graphicData uri="http://schemas.openxmlformats.org/drawingml/2006/picture">
-                      <pic:pic xmlns:pic="http://schemas.openxmlformats.org/drawingml/2006/picture">
-                        <pic:nvPicPr>
-                          <pic:cNvPr id="1" name=""/>
-                          <pic:cNvPicPr/>
-                        </pic:nvPicPr>
-                        <pic:blipFill>
-                          <a:blip r:embed="rId10">
-                            <a:extLst>
-                              <a:ext uri="{96DAC541-7B7A-43D3-8B79-37D633B846F1}">
-                                <asvg:svgBlip xmlns:asvg="http://schemas.microsoft.com/office/drawing/2016/SVG/main" r:embed="rId11"/>
-                              </a:ext>
-                            </a:extLst>
-                          </a:blip>
-                          <a:stretch>
-                            <a:fillRect/>
-                          </a:stretch>
-                        </pic:blipFill>
-                        <pic:spPr>
-                          <a:xfrm>
-                            <a:off x="0" y="0"/>
-                            <a:ext cx="1318605" cy="1080000"/>
-                          </a:xfrm>
-                          <a:prstGeom prst="rect">
-                            <a:avLst/>
-                          </a:prstGeom>
-                        </pic:spPr>
-                      </pic:pic>
-                    </a:graphicData>
-                  </a:graphic>
-                </wp:inline>
-              </w:drawing>
+              <w:rPr>
+                <w:rStyle w:val="Accentuationlgre"/>
+                <w:sz w:val="28"/>
+                <w:szCs w:val="28"/>
+              </w:rPr>
+              <w:t>Remarque :</w:t>
+            </w:r>
+          </w:p>
+          <w:p>
+            <w:pPr>
+              <w:pStyle w:val="Paragraphedeliste"/>
+              <w:numPr>
+                <w:ilvl w:val="0"/>
+                <w:numId w:val="53"/>
+              </w:numPr>
+              <w:rPr>
+                <w:noProof/>
+              </w:rPr>
+            </w:pPr>
+            <w:r>
+              <w:t>Lorsqu'il y a égalité de l'un des calculs ci-dessus, cela signifie que le triangle est plat (Les points sont alignés).</w:t>
             </w:r>
           </w:p>
         </w:tc>
@@ -1752,6 +1809,9 @@
               <w:jc w:val="center"/>
             </w:pPr>
             <w:r>
+              <w:rPr>
+                <w:noProof/>
+              </w:rPr>
               <w:drawing>
                 <wp:inline distT="0" distB="0" distL="0" distR="0" wp14:anchorId="4CD1CFF2" wp14:editId="28235746">
                   <wp:extent cx="1381125" cy="1162050"/>
@@ -1806,6 +1866,9 @@
               <w:jc w:val="center"/>
             </w:pPr>
             <w:r>
+              <w:rPr>
+                <w:noProof/>
+              </w:rPr>
               <w:drawing>
                 <wp:inline distT="0" distB="0" distL="0" distR="0" wp14:anchorId="6ED7E288" wp14:editId="6B1A6DE5">
                   <wp:extent cx="1533525" cy="1309421"/>
@@ -2209,6 +2272,9 @@
               <w:jc w:val="center"/>
             </w:pPr>
             <w:r>
+              <w:rPr>
+                <w:noProof/>
+              </w:rPr>
               <w:drawing>
                 <wp:inline distT="0" distB="0" distL="0" distR="0" wp14:anchorId="744D107C" wp14:editId="14F1F94D">
                   <wp:extent cx="1995366" cy="1620000"/>
@@ -2263,6 +2329,9 @@
               <w:jc w:val="center"/>
             </w:pPr>
             <w:r>
+              <w:rPr>
+                <w:noProof/>
+              </w:rPr>
               <w:drawing>
                 <wp:inline distT="0" distB="0" distL="0" distR="0" wp14:anchorId="482ABA96" wp14:editId="4ABA00F9">
                   <wp:extent cx="2547310" cy="1620000"/>
@@ -2409,6 +2478,7 @@
             </w:pPr>
             <w:r>
               <w:rPr>
+                <w:noProof/>
                 <w:lang w:eastAsia="fr-FR"/>
               </w:rPr>
               <w:drawing>
@@ -2469,6 +2539,7 @@
             </w:pPr>
             <w:r>
               <w:rPr>
+                <w:noProof/>
                 <w:lang w:eastAsia="fr-FR"/>
               </w:rPr>
               <w:drawing>
@@ -2842,6 +2913,7 @@
             </w:pPr>
             <w:r>
               <w:rPr>
+                <w:noProof/>
                 <w:lang w:eastAsia="fr-FR"/>
               </w:rPr>
               <w:drawing>
@@ -2902,6 +2974,7 @@
             </w:pPr>
             <w:r>
               <w:rPr>
+                <w:noProof/>
                 <w:lang w:eastAsia="fr-FR"/>
               </w:rPr>
               <w:drawing>
@@ -3379,6 +3452,7 @@
             </w:pPr>
             <w:r>
               <w:rPr>
+                <w:noProof/>
                 <w:lang w:eastAsia="fr-FR"/>
               </w:rPr>
               <w:drawing>
@@ -3445,6 +3519,7 @@
             </w:pPr>
             <w:r>
               <w:rPr>
+                <w:noProof/>
                 <w:lang w:eastAsia="fr-FR"/>
               </w:rPr>
               <w:drawing>
@@ -3604,6 +3679,9 @@
               <w:jc w:val="center"/>
             </w:pPr>
             <w:r>
+              <w:rPr>
+                <w:noProof/>
+              </w:rPr>
               <w:drawing>
                 <wp:inline distT="0" distB="0" distL="0" distR="0" wp14:anchorId="36B42669" wp14:editId="3832584C">
                   <wp:extent cx="1534091" cy="1080000"/>
@@ -3664,6 +3742,9 @@
               <w:jc w:val="center"/>
             </w:pPr>
             <w:r>
+              <w:rPr>
+                <w:noProof/>
+              </w:rPr>
               <w:drawing>
                 <wp:inline distT="0" distB="0" distL="0" distR="0" wp14:anchorId="7E722064" wp14:editId="7B5192C9">
                   <wp:extent cx="1436505" cy="1080000"/>
@@ -7351,6 +7432,119 @@
     </w:lvl>
   </w:abstractNum>
   <w:abstractNum w:abstractNumId="27" w15:restartNumberingAfterBreak="0">
+    <w:nsid w:val="42AF79C8"/>
+    <w:multiLevelType w:val="hybridMultilevel"/>
+    <w:tmpl w:val="69B6CDBA"/>
+    <w:lvl w:ilvl="0" w:tplc="040C0001">
+      <w:start w:val="1"/>
+      <w:numFmt w:val="bullet"/>
+      <w:lvlText w:val=""/>
+      <w:lvlJc w:val="left"/>
+      <w:pPr>
+        <w:ind w:left="720" w:hanging="360"/>
+      </w:pPr>
+      <w:rPr>
+        <w:rFonts w:ascii="Symbol" w:hAnsi="Symbol" w:hint="default"/>
+      </w:rPr>
+    </w:lvl>
+    <w:lvl w:ilvl="1" w:tplc="040C0003" w:tentative="1">
+      <w:start w:val="1"/>
+      <w:numFmt w:val="bullet"/>
+      <w:lvlText w:val="o"/>
+      <w:lvlJc w:val="left"/>
+      <w:pPr>
+        <w:ind w:left="1440" w:hanging="360"/>
+      </w:pPr>
+      <w:rPr>
+        <w:rFonts w:ascii="Courier New" w:hAnsi="Courier New" w:cs="Courier New" w:hint="default"/>
+      </w:rPr>
+    </w:lvl>
+    <w:lvl w:ilvl="2" w:tplc="040C0005" w:tentative="1">
+      <w:start w:val="1"/>
+      <w:numFmt w:val="bullet"/>
+      <w:lvlText w:val=""/>
+      <w:lvlJc w:val="left"/>
+      <w:pPr>
+        <w:ind w:left="2160" w:hanging="360"/>
+      </w:pPr>
+      <w:rPr>
+        <w:rFonts w:ascii="Wingdings" w:hAnsi="Wingdings" w:hint="default"/>
+      </w:rPr>
+    </w:lvl>
+    <w:lvl w:ilvl="3" w:tplc="040C0001" w:tentative="1">
+      <w:start w:val="1"/>
+      <w:numFmt w:val="bullet"/>
+      <w:lvlText w:val=""/>
+      <w:lvlJc w:val="left"/>
+      <w:pPr>
+        <w:ind w:left="2880" w:hanging="360"/>
+      </w:pPr>
+      <w:rPr>
+        <w:rFonts w:ascii="Symbol" w:hAnsi="Symbol" w:hint="default"/>
+      </w:rPr>
+    </w:lvl>
+    <w:lvl w:ilvl="4" w:tplc="040C0003" w:tentative="1">
+      <w:start w:val="1"/>
+      <w:numFmt w:val="bullet"/>
+      <w:lvlText w:val="o"/>
+      <w:lvlJc w:val="left"/>
+      <w:pPr>
+        <w:ind w:left="3600" w:hanging="360"/>
+      </w:pPr>
+      <w:rPr>
+        <w:rFonts w:ascii="Courier New" w:hAnsi="Courier New" w:cs="Courier New" w:hint="default"/>
+      </w:rPr>
+    </w:lvl>
+    <w:lvl w:ilvl="5" w:tplc="040C0005" w:tentative="1">
+      <w:start w:val="1"/>
+      <w:numFmt w:val="bullet"/>
+      <w:lvlText w:val=""/>
+      <w:lvlJc w:val="left"/>
+      <w:pPr>
+        <w:ind w:left="4320" w:hanging="360"/>
+      </w:pPr>
+      <w:rPr>
+        <w:rFonts w:ascii="Wingdings" w:hAnsi="Wingdings" w:hint="default"/>
+      </w:rPr>
+    </w:lvl>
+    <w:lvl w:ilvl="6" w:tplc="040C0001" w:tentative="1">
+      <w:start w:val="1"/>
+      <w:numFmt w:val="bullet"/>
+      <w:lvlText w:val=""/>
+      <w:lvlJc w:val="left"/>
+      <w:pPr>
+        <w:ind w:left="5040" w:hanging="360"/>
+      </w:pPr>
+      <w:rPr>
+        <w:rFonts w:ascii="Symbol" w:hAnsi="Symbol" w:hint="default"/>
+      </w:rPr>
+    </w:lvl>
+    <w:lvl w:ilvl="7" w:tplc="040C0003" w:tentative="1">
+      <w:start w:val="1"/>
+      <w:numFmt w:val="bullet"/>
+      <w:lvlText w:val="o"/>
+      <w:lvlJc w:val="left"/>
+      <w:pPr>
+        <w:ind w:left="5760" w:hanging="360"/>
+      </w:pPr>
+      <w:rPr>
+        <w:rFonts w:ascii="Courier New" w:hAnsi="Courier New" w:cs="Courier New" w:hint="default"/>
+      </w:rPr>
+    </w:lvl>
+    <w:lvl w:ilvl="8" w:tplc="040C0005" w:tentative="1">
+      <w:start w:val="1"/>
+      <w:numFmt w:val="bullet"/>
+      <w:lvlText w:val=""/>
+      <w:lvlJc w:val="left"/>
+      <w:pPr>
+        <w:ind w:left="6480" w:hanging="360"/>
+      </w:pPr>
+      <w:rPr>
+        <w:rFonts w:ascii="Wingdings" w:hAnsi="Wingdings" w:hint="default"/>
+      </w:rPr>
+    </w:lvl>
+  </w:abstractNum>
+  <w:abstractNum w:abstractNumId="28" w15:restartNumberingAfterBreak="0">
     <w:nsid w:val="45FE6B5F"/>
     <w:multiLevelType w:val="hybridMultilevel"/>
     <w:tmpl w:val="5010F51E"/>
@@ -7439,7 +7633,7 @@
       </w:pPr>
     </w:lvl>
   </w:abstractNum>
-  <w:abstractNum w:abstractNumId="28" w15:restartNumberingAfterBreak="0">
+  <w:abstractNum w:abstractNumId="29" w15:restartNumberingAfterBreak="0">
     <w:nsid w:val="50E9500A"/>
     <w:multiLevelType w:val="hybridMultilevel"/>
     <w:tmpl w:val="EDF43C84"/>
@@ -7531,7 +7725,7 @@
       </w:pPr>
     </w:lvl>
   </w:abstractNum>
-  <w:abstractNum w:abstractNumId="29" w15:restartNumberingAfterBreak="0">
+  <w:abstractNum w:abstractNumId="30" w15:restartNumberingAfterBreak="0">
     <w:nsid w:val="53EF445D"/>
     <w:multiLevelType w:val="hybridMultilevel"/>
     <w:tmpl w:val="AB9CF4A8"/>
@@ -7644,7 +7838,7 @@
       </w:rPr>
     </w:lvl>
   </w:abstractNum>
-  <w:abstractNum w:abstractNumId="30" w15:restartNumberingAfterBreak="0">
+  <w:abstractNum w:abstractNumId="31" w15:restartNumberingAfterBreak="0">
     <w:nsid w:val="57DC4C8B"/>
     <w:multiLevelType w:val="multilevel"/>
     <w:tmpl w:val="47EA686E"/>
@@ -7793,7 +7987,7 @@
       </w:rPr>
     </w:lvl>
   </w:abstractNum>
-  <w:abstractNum w:abstractNumId="31" w15:restartNumberingAfterBreak="0">
+  <w:abstractNum w:abstractNumId="32" w15:restartNumberingAfterBreak="0">
     <w:nsid w:val="5920710F"/>
     <w:multiLevelType w:val="hybridMultilevel"/>
     <w:tmpl w:val="95C679B8"/>
@@ -7882,7 +8076,7 @@
       </w:pPr>
     </w:lvl>
   </w:abstractNum>
-  <w:abstractNum w:abstractNumId="32" w15:restartNumberingAfterBreak="0">
+  <w:abstractNum w:abstractNumId="33" w15:restartNumberingAfterBreak="0">
     <w:nsid w:val="5947384B"/>
     <w:multiLevelType w:val="hybridMultilevel"/>
     <w:tmpl w:val="A48E8A42"/>
@@ -7995,7 +8189,7 @@
       </w:rPr>
     </w:lvl>
   </w:abstractNum>
-  <w:abstractNum w:abstractNumId="33" w15:restartNumberingAfterBreak="0">
+  <w:abstractNum w:abstractNumId="34" w15:restartNumberingAfterBreak="0">
     <w:nsid w:val="5AE0028F"/>
     <w:multiLevelType w:val="multilevel"/>
     <w:tmpl w:val="ED3000FC"/>
@@ -8140,7 +8334,7 @@
       </w:rPr>
     </w:lvl>
   </w:abstractNum>
-  <w:abstractNum w:abstractNumId="34" w15:restartNumberingAfterBreak="0">
+  <w:abstractNum w:abstractNumId="35" w15:restartNumberingAfterBreak="0">
     <w:nsid w:val="5B81352C"/>
     <w:multiLevelType w:val="multilevel"/>
     <w:tmpl w:val="4DDC56D2"/>
@@ -8289,7 +8483,7 @@
       </w:rPr>
     </w:lvl>
   </w:abstractNum>
-  <w:abstractNum w:abstractNumId="35" w15:restartNumberingAfterBreak="0">
+  <w:abstractNum w:abstractNumId="36" w15:restartNumberingAfterBreak="0">
     <w:nsid w:val="5CA447AF"/>
     <w:multiLevelType w:val="hybridMultilevel"/>
     <w:tmpl w:val="5B3216EA"/>
@@ -8380,7 +8574,7 @@
       </w:pPr>
     </w:lvl>
   </w:abstractNum>
-  <w:abstractNum w:abstractNumId="36" w15:restartNumberingAfterBreak="0">
+  <w:abstractNum w:abstractNumId="37" w15:restartNumberingAfterBreak="0">
     <w:nsid w:val="6ACC5896"/>
     <w:multiLevelType w:val="hybridMultilevel"/>
     <w:tmpl w:val="6746726C"/>
@@ -8493,7 +8687,7 @@
       </w:rPr>
     </w:lvl>
   </w:abstractNum>
-  <w:abstractNum w:abstractNumId="37" w15:restartNumberingAfterBreak="0">
+  <w:abstractNum w:abstractNumId="38" w15:restartNumberingAfterBreak="0">
     <w:nsid w:val="740C4461"/>
     <w:multiLevelType w:val="hybridMultilevel"/>
     <w:tmpl w:val="1758D50A"/>
@@ -8606,7 +8800,7 @@
       </w:rPr>
     </w:lvl>
   </w:abstractNum>
-  <w:abstractNum w:abstractNumId="38" w15:restartNumberingAfterBreak="0">
+  <w:abstractNum w:abstractNumId="39" w15:restartNumberingAfterBreak="0">
     <w:nsid w:val="76487A28"/>
     <w:multiLevelType w:val="hybridMultilevel"/>
     <w:tmpl w:val="601ECE0C"/>
@@ -8697,7 +8891,7 @@
       </w:pPr>
     </w:lvl>
   </w:abstractNum>
-  <w:abstractNum w:abstractNumId="39" w15:restartNumberingAfterBreak="0">
+  <w:abstractNum w:abstractNumId="40" w15:restartNumberingAfterBreak="0">
     <w:nsid w:val="78F53273"/>
     <w:multiLevelType w:val="hybridMultilevel"/>
     <w:tmpl w:val="5A361C80"/>
@@ -8810,7 +9004,7 @@
       </w:rPr>
     </w:lvl>
   </w:abstractNum>
-  <w:abstractNum w:abstractNumId="40" w15:restartNumberingAfterBreak="0">
+  <w:abstractNum w:abstractNumId="41" w15:restartNumberingAfterBreak="0">
     <w:nsid w:val="7DB26AF2"/>
     <w:multiLevelType w:val="multilevel"/>
     <w:tmpl w:val="3C6420A8"/>
@@ -8960,16 +9154,16 @@
     </w:lvl>
   </w:abstractNum>
   <w:num w:numId="1" w16cid:durableId="866793815">
+    <w:abstractNumId w:val="29"/>
+  </w:num>
+  <w:num w:numId="2" w16cid:durableId="12464737">
+    <w:abstractNumId w:val="29"/>
+  </w:num>
+  <w:num w:numId="3" w16cid:durableId="95100371">
     <w:abstractNumId w:val="28"/>
   </w:num>
-  <w:num w:numId="2" w16cid:durableId="12464737">
-    <w:abstractNumId w:val="28"/>
-  </w:num>
-  <w:num w:numId="3" w16cid:durableId="95100371">
-    <w:abstractNumId w:val="27"/>
-  </w:num>
   <w:num w:numId="4" w16cid:durableId="617446416">
-    <w:abstractNumId w:val="31"/>
+    <w:abstractNumId w:val="32"/>
   </w:num>
   <w:num w:numId="5" w16cid:durableId="1505784510">
     <w:abstractNumId w:val="21"/>
@@ -8978,7 +9172,7 @@
     <w:abstractNumId w:val="2"/>
   </w:num>
   <w:num w:numId="7" w16cid:durableId="1261256903">
-    <w:abstractNumId w:val="38"/>
+    <w:abstractNumId w:val="39"/>
   </w:num>
   <w:num w:numId="8" w16cid:durableId="717555657">
     <w:abstractNumId w:val="15"/>
@@ -8987,7 +9181,7 @@
     <w:abstractNumId w:val="8"/>
   </w:num>
   <w:num w:numId="10" w16cid:durableId="194583754">
-    <w:abstractNumId w:val="33"/>
+    <w:abstractNumId w:val="34"/>
   </w:num>
   <w:num w:numId="11" w16cid:durableId="1065226080">
     <w:abstractNumId w:val="5"/>
@@ -8999,31 +9193,31 @@
     <w:abstractNumId w:val="9"/>
   </w:num>
   <w:num w:numId="14" w16cid:durableId="1397050602">
-    <w:abstractNumId w:val="40"/>
+    <w:abstractNumId w:val="41"/>
   </w:num>
   <w:num w:numId="15" w16cid:durableId="1491099491">
-    <w:abstractNumId w:val="28"/>
+    <w:abstractNumId w:val="29"/>
     <w:lvlOverride w:ilvl="0">
       <w:startOverride w:val="1"/>
     </w:lvlOverride>
   </w:num>
   <w:num w:numId="16" w16cid:durableId="2055422478">
-    <w:abstractNumId w:val="28"/>
+    <w:abstractNumId w:val="29"/>
     <w:lvlOverride w:ilvl="0">
       <w:startOverride w:val="1"/>
     </w:lvlOverride>
   </w:num>
   <w:num w:numId="17" w16cid:durableId="1670450664">
-    <w:abstractNumId w:val="28"/>
+    <w:abstractNumId w:val="29"/>
   </w:num>
   <w:num w:numId="18" w16cid:durableId="1513957008">
-    <w:abstractNumId w:val="28"/>
+    <w:abstractNumId w:val="29"/>
     <w:lvlOverride w:ilvl="0">
       <w:startOverride w:val="1"/>
     </w:lvlOverride>
   </w:num>
   <w:num w:numId="19" w16cid:durableId="1766070469">
-    <w:abstractNumId w:val="28"/>
+    <w:abstractNumId w:val="29"/>
     <w:lvlOverride w:ilvl="0">
       <w:startOverride w:val="1"/>
     </w:lvlOverride>
@@ -9038,7 +9232,7 @@
     <w:abstractNumId w:val="25"/>
   </w:num>
   <w:num w:numId="23" w16cid:durableId="384110535">
-    <w:abstractNumId w:val="28"/>
+    <w:abstractNumId w:val="29"/>
     <w:lvlOverride w:ilvl="0">
       <w:startOverride w:val="1"/>
     </w:lvlOverride>
@@ -9050,7 +9244,7 @@
     <w:abstractNumId w:val="6"/>
   </w:num>
   <w:num w:numId="26" w16cid:durableId="179202328">
-    <w:abstractNumId w:val="39"/>
+    <w:abstractNumId w:val="40"/>
   </w:num>
   <w:num w:numId="27" w16cid:durableId="1869685346">
     <w:abstractNumId w:val="19"/>
@@ -9059,7 +9253,7 @@
     <w:abstractNumId w:val="7"/>
   </w:num>
   <w:num w:numId="29" w16cid:durableId="587537528">
-    <w:abstractNumId w:val="36"/>
+    <w:abstractNumId w:val="37"/>
   </w:num>
   <w:num w:numId="30" w16cid:durableId="1014841799">
     <w:abstractNumId w:val="26"/>
@@ -9068,16 +9262,16 @@
     <w:abstractNumId w:val="12"/>
   </w:num>
   <w:num w:numId="32" w16cid:durableId="1539515495">
-    <w:abstractNumId w:val="30"/>
+    <w:abstractNumId w:val="31"/>
   </w:num>
   <w:num w:numId="33" w16cid:durableId="1487432483">
-    <w:abstractNumId w:val="28"/>
+    <w:abstractNumId w:val="29"/>
     <w:lvlOverride w:ilvl="0">
       <w:startOverride w:val="1"/>
     </w:lvlOverride>
   </w:num>
   <w:num w:numId="34" w16cid:durableId="1975675076">
-    <w:abstractNumId w:val="28"/>
+    <w:abstractNumId w:val="29"/>
     <w:lvlOverride w:ilvl="0">
       <w:startOverride w:val="1"/>
     </w:lvlOverride>
@@ -9086,19 +9280,19 @@
     <w:abstractNumId w:val="1"/>
   </w:num>
   <w:num w:numId="36" w16cid:durableId="585653768">
-    <w:abstractNumId w:val="35"/>
+    <w:abstractNumId w:val="36"/>
   </w:num>
   <w:num w:numId="37" w16cid:durableId="838157023">
     <w:abstractNumId w:val="17"/>
   </w:num>
   <w:num w:numId="38" w16cid:durableId="463157253">
-    <w:abstractNumId w:val="32"/>
+    <w:abstractNumId w:val="33"/>
   </w:num>
   <w:num w:numId="39" w16cid:durableId="603920895">
     <w:abstractNumId w:val="3"/>
   </w:num>
   <w:num w:numId="40" w16cid:durableId="303582812">
-    <w:abstractNumId w:val="29"/>
+    <w:abstractNumId w:val="30"/>
   </w:num>
   <w:num w:numId="41" w16cid:durableId="2146045733">
     <w:abstractNumId w:val="13"/>
@@ -9113,13 +9307,13 @@
     <w:abstractNumId w:val="23"/>
   </w:num>
   <w:num w:numId="45" w16cid:durableId="507788568">
-    <w:abstractNumId w:val="34"/>
+    <w:abstractNumId w:val="35"/>
   </w:num>
   <w:num w:numId="46" w16cid:durableId="889074153">
     <w:abstractNumId w:val="24"/>
   </w:num>
   <w:num w:numId="47" w16cid:durableId="1779719150">
-    <w:abstractNumId w:val="37"/>
+    <w:abstractNumId w:val="38"/>
   </w:num>
   <w:num w:numId="48" w16cid:durableId="832994169">
     <w:abstractNumId w:val="4"/>
@@ -9189,6 +9383,9 @@
     <w:lvlOverride w:ilvl="8">
       <w:startOverride w:val="1"/>
     </w:lvlOverride>
+  </w:num>
+  <w:num w:numId="53" w16cid:durableId="632295556">
+    <w:abstractNumId w:val="27"/>
   </w:num>
   <w:numIdMacAtCleanup w:val="5"/>
 </w:numbering>
